--- a/resumes/leila_aziz.docx
+++ b/resumes/leila_aziz.docx
@@ -12,12 +12,12 @@
     </w:p>
     <w:p>
       <w:r>
-        <w:t>Staff Analytics Engineer</w:t>
+        <w:t>Staff Data Engineer</w:t>
       </w:r>
     </w:p>
     <w:p>
       <w:r>
-        <w:t>Berlin, Germany | leila.aziz@example.com | +1-555-0128</w:t>
+        <w:t>Toronto, Canada | leila.aziz@example.com | +1-555-0128</w:t>
       </w:r>
     </w:p>
     <w:p>
@@ -30,7 +30,7 @@
     </w:p>
     <w:p>
       <w:r>
-        <w:t>Staff Analytics Engineer with 10+ years of experience specialising in Python, SQL, Spark. Track record of delivering reliable, measurable results in production systems.</w:t>
+        <w:t>Staff Data Engineer with 10+ years of experience specialising in Python, SQL, Spark. Track record of delivering reliable, measurable results in production systems.</w:t>
       </w:r>
     </w:p>
     <w:p>
@@ -43,7 +43,7 @@
     </w:p>
     <w:p>
       <w:r>
-        <w:t>Python, SQL, Spark, Airflow, ETL, PostgreSQL, Data Warehousing, Snowflake</w:t>
+        <w:t>Python, SQL, Spark, Airflow, ETL, PostgreSQL, AWS, Kafka</w:t>
       </w:r>
     </w:p>
     <w:p>
@@ -56,7 +56,7 @@
     </w:p>
     <w:p>
       <w:r>
-        <w:t>Staff Big Data Engineer, Pixel Labs (2023 - Present)</w:t>
+        <w:t>Staff Analytics Engineer, HostPro (2025 - Present)</w:t>
       </w:r>
     </w:p>
     <w:p>
@@ -64,7 +64,7 @@
         <w:pStyle w:val="ListBullet"/>
       </w:pPr>
       <w:r>
-        <w:t>Built Data Warehousing pipelines moving 6TB per day into the warehouse.</w:t>
+        <w:t>Migrated batch ETL to streaming with ETL and AWS.</w:t>
       </w:r>
     </w:p>
     <w:p>
@@ -72,12 +72,12 @@
         <w:pStyle w:val="ListBullet"/>
       </w:pPr>
       <w:r>
-        <w:t>Cut pipeline failures 50% with SQL data-quality checks.</w:t>
+        <w:t>Cut pipeline failures 30% with Spark data-quality checks.</w:t>
       </w:r>
     </w:p>
     <w:p>
       <w:r>
-        <w:t>Analytics Engineer, Clearpath Energy (2022 - 2023)</w:t>
+        <w:t>Big Data Engineer, Streamline (2021 - 2025)</w:t>
       </w:r>
     </w:p>
     <w:p>
@@ -85,7 +85,7 @@
         <w:pStyle w:val="ListBullet"/>
       </w:pPr>
       <w:r>
-        <w:t>Modelled analytics tables in Spark powering 20+ dashboards.</w:t>
+        <w:t>Modelled analytics tables in Kafka powering 90+ dashboards.</w:t>
       </w:r>
     </w:p>
     <w:p>
@@ -93,12 +93,12 @@
         <w:pStyle w:val="ListBullet"/>
       </w:pPr>
       <w:r>
-        <w:t>Migrated batch ETL to streaming with PostgreSQL and Spark.</w:t>
+        <w:t>Migrated batch ETL to streaming with ETL and AWS.</w:t>
       </w:r>
     </w:p>
     <w:p>
       <w:r>
-        <w:t>Analytics Engineer, Vision Corp (2021 - 2022)</w:t>
+        <w:t>Data Engineer, Northwind Analytics (2018 - 2021)</w:t>
       </w:r>
     </w:p>
     <w:p>
@@ -106,7 +106,7 @@
         <w:pStyle w:val="ListBullet"/>
       </w:pPr>
       <w:r>
-        <w:t>Migrated batch ETL to streaming with Python and Data Warehousing.</w:t>
+        <w:t>Cut pipeline failures 20% with Spark data-quality checks.</w:t>
       </w:r>
     </w:p>
     <w:p>
@@ -114,12 +114,12 @@
         <w:pStyle w:val="ListBullet"/>
       </w:pPr>
       <w:r>
-        <w:t>Cut pipeline failures 60% with PostgreSQL data-quality checks.</w:t>
+        <w:t>Built AWS pipelines moving 4TB per day into the warehouse.</w:t>
       </w:r>
     </w:p>
     <w:p>
       <w:r>
-        <w:t>Big Data Engineer, Bright Apps (2016 - 2021)</w:t>
+        <w:t>Data Engineer, Vision Corp (2016 - 2018)</w:t>
       </w:r>
     </w:p>
     <w:p>
@@ -127,7 +127,7 @@
         <w:pStyle w:val="ListBullet"/>
       </w:pPr>
       <w:r>
-        <w:t>Cut pipeline failures 70% with Airflow data-quality checks.</w:t>
+        <w:t>Cut pipeline failures 20% with ETL data-quality checks.</w:t>
       </w:r>
     </w:p>
     <w:p>
@@ -135,7 +135,7 @@
         <w:pStyle w:val="ListBullet"/>
       </w:pPr>
       <w:r>
-        <w:t>Built Spark pipelines moving 6TB per day into the warehouse.</w:t>
+        <w:t>Built PostgreSQL pipelines moving 3TB per day into the warehouse.</w:t>
       </w:r>
     </w:p>
     <w:p>
@@ -148,7 +148,7 @@
     </w:p>
     <w:p>
       <w:r>
-        <w:t>CDC Pipeline: change-data-capture into ETL using SQL.</w:t>
+        <w:t>CDC Pipeline: change-data-capture into Kafka using AWS.</w:t>
       </w:r>
     </w:p>
     <w:p>
@@ -161,7 +161,7 @@
     </w:p>
     <w:p>
       <w:r>
-        <w:t>Ph.D. in Information Systems, Westlake University (2015)</w:t>
+        <w:t>M.Tech in Information Systems, Tech Institute of Engineering (2015)</w:t>
       </w:r>
     </w:p>
     <w:p>
